--- a/books/rumeng/downloads/rumeng-ch01.docx
+++ b/books/rumeng/downloads/rumeng-ch01.docx
@@ -16,7 +16,7 @@
         <w:pStyle w:val="FirstParagraph"/>
       </w:pPr>
       <w:r>
-        <w:t xml:space="preserve">人来到这世间，从来都是半途而入。</w:t>
+        <w:t xml:space="preserve">人类社会始终在向前发展。尤其进入人工智能时代之后，许多技术的进步可能比以往任何时候都更加迅速。人们能够解决越来越复杂的问题，获得越来越丰富的知识，也能够以过去难以想象的方式改变自己的生活乃至整个世界。</w:t>
       </w:r>
     </w:p>
     <w:p>
@@ -24,7 +24,7 @@
         <w:pStyle w:val="BodyText"/>
       </w:pPr>
       <w:r>
-        <w:t xml:space="preserve">当我们来到这里，世界并不是从头开始。人类社会早已有了自己的规则与秩序。</w:t>
+        <w:t xml:space="preserve">然而，无论技术发展到什么程度，有些问题似乎始终伴随着生命本身：人依然会有所追求，会在意得失，会陷入比较，也会因外部的肯定或否定而起伏。这些本身再平常不过，我们往往非常清楚自己当下在追求什么，但很容易忽略究竟是什么在驱使自己追求，又为什么会如此在意。</w:t>
       </w:r>
     </w:p>
     <w:p>
@@ -32,7 +32,7 @@
         <w:pStyle w:val="BodyText"/>
       </w:pPr>
       <w:r>
-        <w:t xml:space="preserve">从远古部落里的捕猎功绩，到古代社会的门第与功名，再到今天的学历、头衔、财富，人们早已构建出一套彼此通用的尺度，用来判断价值、协调分工、分配利益。这些尺度的名称与形式在变，背后的作用却没有变。</w:t>
+        <w:t xml:space="preserve">我们在各种各样的目标中不断奔忙，却不一定意识到，真正使自己停不下来的，未必是尚未获得的所求之物，而可能是自己始终依赖这些东西来确认自身价值的习惯。</w:t>
       </w:r>
     </w:p>
     <w:p>
@@ -40,7 +40,7 @@
         <w:pStyle w:val="BodyText"/>
       </w:pPr>
       <w:r>
-        <w:t xml:space="preserve">我们生在这样的环境里。早在我们形成自己的判断以前，这个环境就已经在悄无声息地塑造我们了：大人在什么情况下会夸赞，在什么情况下会叹气皱眉；大家羡慕的是什么，同情或回避的又是什么。甚至不需要长篇大论的灌输，仅仅在一次次的肯定、纠正与冷落中，我们就学会了什么是“好”，什么是“差”。</w:t>
+        <w:t xml:space="preserve">人类社会的发展与技术进步并不会自动替我们解决这些问题。事实上，社会发展与技术进步本身也是人们内心倾向所驱动的产物，许多工具体系的建立与迭代正是在人们希望获得更多、走得更远的过程中形成的。它们改变了生存的条件，又在此基础上催生出新的评价体系和新的追求。人们能够做到的事情越来越多，也可能因此越来越忙于追求某种结果，而无暇追问自己为什么如此追求。</w:t>
       </w:r>
     </w:p>
     <w:p>
@@ -48,7 +48,7 @@
         <w:pStyle w:val="BodyText"/>
       </w:pPr>
       <w:r>
-        <w:t xml:space="preserve">这种浸泡发生得太早、太寻常。我们还没来得及问一句“为什么一定要这样”，身体和大脑就已经习惯了用这套标尺来衡量自己与周围的一切。</w:t>
+        <w:t xml:space="preserve">我们对世界的认识确实在不断增加，随着脑科学与认知科学的深化，人类正逐步解构大脑的运作规律与心智机制，但通过实验、仪器与数据去认识心智的机制，与在活生生的生命历程中看清自己，完全是两回事。外部研究能够解释心智的构造，却永远无法替代生命在念头生起之时，对自身内在活动的即时照看。</w:t>
       </w:r>
     </w:p>
     <w:p>
@@ -56,7 +56,7 @@
         <w:pStyle w:val="BodyText"/>
       </w:pPr>
       <w:r>
-        <w:t xml:space="preserve">我们只是默认：事情本来就是这样。</w:t>
+        <w:t xml:space="preserve">问题的关键不在于事物本身，而在于我们习惯把对事物的认识当作支撑自我的支点，进而不知不觉被其牵引，随之起伏流转。这并不是某个时代独有的问题，社会制度可以变迁，科技与知识体系可以不断重塑，但只要这种向外抓取并随之转动的习惯未被自己看清，生命的根本困惑就始终未曾改变。</w:t>
       </w:r>
     </w:p>
     <w:p>
@@ -64,7 +64,7 @@
         <w:pStyle w:val="BodyText"/>
       </w:pPr>
       <w:r>
-        <w:t xml:space="preserve">这种默认，不是深思熟虑后的决断，也不是某种愚钝。身在局中，人需要借由这些指标来权衡利弊、规划路径，这本是生存的常态。</w:t>
+        <w:t xml:space="preserve">也正因如此，从古至今，总有人尝试看清这些问题。然而，这件事有一种特殊的困难之处：我们又很容易继续把“看清自己”当成新的倚靠，若是离不开，便同样失去了自由。许多人以为摆脱束缚的方式是远离世俗、放弃追求，或是转而去寻求精神境界或某种解脱之道。然而，从追求物质转向追求超脱，如果内心依然依赖这种追求来满足对自我的确认，那么这种转向在本质上并没有发生改变。甚至当我们试图引导他人、指出问题时，仍然可能把这些“道理”和“帮助他人”的概念立在心里，隐隐地产生优越感，而恰恰在这时，我们已经悄然迷失于其中。</w:t>
       </w:r>
     </w:p>
     <w:p>
@@ -72,7 +72,7 @@
         <w:pStyle w:val="BodyText"/>
       </w:pPr>
       <w:r>
-        <w:t xml:space="preserve">只是落到具体的人身上，大家手里握着的标尺并不相同。</w:t>
+        <w:t xml:space="preserve">真正的清醒不是建立一套完美的解释逻辑，而是做到：不被自己所认为的道理困住，更不被那个自认为已经明白道理的“自己”困住。</w:t>
       </w:r>
     </w:p>
     <w:p>
@@ -80,7 +80,7 @@
         <w:pStyle w:val="BodyText"/>
       </w:pPr>
       <w:r>
-        <w:t xml:space="preserve">有人追逐财富与阶层，有人看重才华与学识，有人只希望过安稳简单的日子；哪怕有人追求的是“避世隐居、不问世俗”，只要以此自傲，依然是在用另一把尺子暗暗度量高下。标尺所丈量的，也远不止是人生的成败与得失，它早已渗进了日常——工作是否要高效，房间是否要整洁，穿着是否要讲究。许多做法和判断，本来不过是生活中逐渐形成的习惯，可一旦被视作理所应当，就悄然偷渡成了心里的铁律。</w:t>
+        <w:t xml:space="preserve">这并不是让人什么都不去想、放弃生活、对世间的一切无动于衷，更不是走向消极避世。而是，在日常生活中，我们仍然基于现状做出合理判断与抉择，而不将结果与自我价值捆绑，该面对时全然面对，该行动时专注行动，事过之后心中无所挂碍。面对万事万物，不让它们成为禁锢心灵的牢笼，也不在自我的执念里固步自封。</w:t>
       </w:r>
     </w:p>
     <w:p>
@@ -88,111 +88,7 @@
         <w:pStyle w:val="BodyText"/>
       </w:pPr>
       <w:r>
-        <w:t xml:space="preserve">无论手里握着哪一把尺子，事情的本质并没有改变：那些原本只是外在的参照与行事的规则，最后落到心里的，却是最切身的喜怒哀乐。</w:t>
-      </w:r>
-    </w:p>
-    <w:p>
-      <w:pPr>
-        <w:pStyle w:val="BodyText"/>
-      </w:pPr>
-      <w:r>
-        <w:t xml:space="preserve">外在的参照物，究竟是怎样反过来拥有了牵动我们内心的力量？</w:t>
-      </w:r>
-    </w:p>
-    <w:p>
-      <w:pPr>
-        <w:pStyle w:val="BodyText"/>
-      </w:pPr>
-      <w:r>
-        <w:t xml:space="preserve">这中间，隔着一个极其隐秘的动作：认。</w:t>
-      </w:r>
-    </w:p>
-    <w:p>
-      <w:pPr>
-        <w:pStyle w:val="BodyText"/>
-      </w:pPr>
-      <w:r>
-        <w:t xml:space="preserve">外在发生的事更像一根引线，而真正埋在心里的火药，是我们早已认下的那份“应该”。</w:t>
-      </w:r>
-    </w:p>
-    <w:p>
-      <w:pPr>
-        <w:pStyle w:val="BodyText"/>
-      </w:pPr>
-      <w:r>
-        <w:t xml:space="preserve">这套标尺量出了希望，也量出了绝望；量出了优越，也量出了不甘。只要我们在心里认下了某种刻度，那被它肯定时的欣喜，与被它否定时的失落，就注定同时埋下了。</w:t>
-      </w:r>
-    </w:p>
-    <w:p>
-      <w:pPr>
-        <w:pStyle w:val="BodyText"/>
-      </w:pPr>
-      <w:r>
-        <w:t xml:space="preserve">那么，不认行不行？</w:t>
-      </w:r>
-    </w:p>
-    <w:p>
-      <w:pPr>
-        <w:pStyle w:val="BodyText"/>
-      </w:pPr>
-      <w:r>
-        <w:t xml:space="preserve">很多人以为，只要拒绝它，就是不认。可“不认”远没有听上去那么容易。反叛、拒绝，也可能是一种认。如果我们刻意去压制它，去证明它错，去证明“我不在乎”，那整个人仍然围着这个标准转，只不过站在了反方向——而反方向的较劲，也依然困在同一个坐标系里。</w:t>
-      </w:r>
-    </w:p>
-    <w:p>
-      <w:pPr>
-        <w:pStyle w:val="BodyText"/>
-      </w:pPr>
-      <w:r>
-        <w:t xml:space="preserve">不仅如此。很多时候，我们其实清楚，很多激起情绪的事本来没有必要；可理智上想得再明白，真到了具体的事上，心里依然控制不住。</w:t>
-      </w:r>
-    </w:p>
-    <w:p>
-      <w:pPr>
-        <w:pStyle w:val="BodyText"/>
-      </w:pPr>
-      <w:r>
-        <w:t xml:space="preserve">我们可能会把这归结为“涵养不够”或者“一时没忍住”。</w:t>
-      </w:r>
-    </w:p>
-    <w:p>
-      <w:pPr>
-        <w:pStyle w:val="BodyText"/>
-      </w:pPr>
-      <w:r>
-        <w:t xml:space="preserve">但退回到情绪萌发的那一刻，一个反直觉的事实便会暴露出来：</w:t>
-      </w:r>
-    </w:p>
-    <w:p>
-      <w:pPr>
-        <w:pStyle w:val="BodyText"/>
-      </w:pPr>
-      <w:r>
-        <w:t xml:space="preserve">既然这套标准是“我”认下的，在“我”心里，按常理，应该是由“我”拿着它衡量生活。我们总以为，凡事都是“我”先接收到，由“我”调动标准去判断，然后再由“我”决定做出怎样的反应。</w:t>
-      </w:r>
-    </w:p>
-    <w:p>
-      <w:pPr>
-        <w:pStyle w:val="BodyText"/>
-      </w:pPr>
-      <w:r>
-        <w:t xml:space="preserve">但在具体的生活里，根本没有那个等待“我”来批准的过程。那把早已认下的尺子，测算与判决的速度，远远快过了理性的察觉：气已经顶上来了，“我”才发现自己生气了；嘴角已经下意识扬起了，“我”才意识到自己在暗自得意。</w:t>
-      </w:r>
-    </w:p>
-    <w:p>
-      <w:pPr>
-        <w:pStyle w:val="BodyText"/>
-      </w:pPr>
-      <w:r>
-        <w:t xml:space="preserve">这些内化后的反应早已自行发生。至少在这一刻，我们以为在发号施令的主体——“我”，反倒更像一个事后才得知结果的看客。</w:t>
-      </w:r>
-    </w:p>
-    <w:p>
-      <w:pPr>
-        <w:pStyle w:val="BodyText"/>
-      </w:pPr>
-      <w:r>
-        <w:t xml:space="preserve">那么，这个习以为常、自居主宰的“我”，真的在作主吗？</w:t>
+        <w:t xml:space="preserve">人类依然会继续探索星空与微观的奥秘，技术依然会不断更新。但无论这个世界变得多么复杂与庞大，工具体系多么完善，我们如何认识世界，始终与我们如何认识自己密切相关。</w:t>
       </w:r>
     </w:p>
     <w:bookmarkEnd w:id="20"/>

--- a/books/rumeng/downloads/rumeng-ch01.docx
+++ b/books/rumeng/downloads/rumeng-ch01.docx
@@ -48,7 +48,7 @@
         <w:pStyle w:val="BodyText"/>
       </w:pPr>
       <w:r>
-        <w:t xml:space="preserve">我们对世界的认识确实在不断增加，随着脑科学与认知科学的深化，人类正逐步解构大脑的运作规律与心智机制，但通过实验、仪器与数据去认识心智的机制，与在活生生的生命历程中看清自己，完全是两回事。外部研究能够解释心智的构造，却永远无法替代生命在念头生起之时，对自身内在活动的即时照看。</w:t>
+        <w:t xml:space="preserve">我们对世界的认识确实在不断增加，随着脑科学与认知科学的深化，人类正逐步解构大脑的运作规律与心智机制，但通过实验、仪器与数据去认识心智的机制，与在活生生的生命历程中看清自己，完全是两回事。外部研究能够清晰揭示心智的规律与构造，但对一套解释机制的掌握，并不能直接替代我们在念头生起之时，对自身内在活动的即时照看。客观知识的丰富，无法自动免除个体在具体境遇中的迷失。</w:t>
       </w:r>
     </w:p>
     <w:p>
@@ -56,7 +56,7 @@
         <w:pStyle w:val="BodyText"/>
       </w:pPr>
       <w:r>
-        <w:t xml:space="preserve">问题的关键不在于事物本身，而在于我们习惯把对事物的认识当作支撑自我的支点，进而不知不觉被其牵引，随之起伏流转。这并不是某个时代独有的问题，社会制度可以变迁，科技与知识体系可以不断重塑，但只要这种向外抓取并随之转动的习惯未被自己看清，生命的根本困惑就始终未曾改变。</w:t>
+        <w:t xml:space="preserve">问题的关键往往不在于我们对事物拥有怎样的理解和认识，而在于我们习惯于借由这些理解来支撑自我、确认自身。而当某种看法被无意识地固化为衡量自我价值的标尺时，心便会随之起伏流转，不知不觉受其牵引。这并不是某个时代独有的问题，社会制度可以变迁，科技与知识体系可以不断重塑，但只要这种向外抓取并被之牵动的倾向未被自己看清，生命的根本困惑就始终未曾改变。</w:t>
       </w:r>
     </w:p>
     <w:p>

--- a/books/rumeng/downloads/rumeng-ch01.docx
+++ b/books/rumeng/downloads/rumeng-ch01.docx
@@ -48,7 +48,7 @@
         <w:pStyle w:val="BodyText"/>
       </w:pPr>
       <w:r>
-        <w:t xml:space="preserve">我们对世界的认识确实在不断增加，随着脑科学与认知科学的深化，人类正逐步解构大脑的运作规律与心智机制，但通过实验、仪器与数据去认识心智的机制，与在活生生的生命历程中看清自己，完全是两回事。外部研究能够清晰揭示心智的规律与构造，但对一套解释机制的掌握，并不能直接替代我们在念头生起之时，对自身内在活动的即时照看。客观知识的丰富，无法自动免除个体在具体境遇中的迷失。</w:t>
+        <w:t xml:space="preserve">我们对世界的认识确实在不断增加。随着脑科学与认知科学的深化，人类正逐步解构大脑的运作规律与心智机制。但通过实验、仪器与数据去认识心智的机制，与在活生生的生命历程中看清自己，完全是两回事。外部研究能够清晰揭示心智的规律与构造，但掌握一套解释机制，并不能代替我们在念头生起之时，对自身内在活动的即时照看。客观知识的丰富，无法自动免除个体在具体境遇中的迷失。</w:t>
       </w:r>
     </w:p>
     <w:p>
@@ -56,7 +56,7 @@
         <w:pStyle w:val="BodyText"/>
       </w:pPr>
       <w:r>
-        <w:t xml:space="preserve">问题的关键往往不在于我们对事物拥有怎样的理解和认识，而在于我们习惯于借由这些理解来支撑自我、确认自身。而当某种看法被无意识地固化为衡量自我价值的标尺时，心便会随之起伏流转，不知不觉受其牵引。这并不是某个时代独有的问题，社会制度可以变迁，科技与知识体系可以不断重塑，但只要这种向外抓取并被之牵动的倾向未被自己看清，生命的根本困惑就始终未曾改变。</w:t>
+        <w:t xml:space="preserve">问题的关键往往不在于我们对事物拥有怎样的理解和认识，而在于我们习惯于借由这些理解来支撑自我、确认自身。当某种看法被无意识地固化为衡量自我价值的标尺时，心便会随之起伏流转，不知不觉受其牵引。这并不是某个时代独有的问题，社会制度可以变迁，科技与知识体系可以不断重塑，但只要这种向外抓取并受其牵动的倾向未被自己看清，生命的根本困惑就始终未曾改变。</w:t>
       </w:r>
     </w:p>
     <w:p>

--- a/books/rumeng/downloads/rumeng-ch01.docx
+++ b/books/rumeng/downloads/rumeng-ch01.docx
@@ -48,7 +48,7 @@
         <w:pStyle w:val="BodyText"/>
       </w:pPr>
       <w:r>
-        <w:t xml:space="preserve">我们对世界的认识确实在不断增加。随着脑科学与认知科学的深化，人类正逐步解构大脑的运作规律与心智机制。但通过实验、仪器与数据去认识心智的机制，与在活生生的生命历程中看清自己，完全是两回事。外部研究能够清晰揭示心智的规律与构造，但掌握一套解释机制，并不能代替我们在念头生起之时，对自身内在活动的即时照看。客观知识的丰富，无法自动免除个体在具体境遇中的迷失。</w:t>
+        <w:t xml:space="preserve">我们对世界的认识确实在不断增加。随着脑科学与认知科学的深化，人类正逐步解构大脑的运作规律与心智机制。但通过实验、仪器与数据去认识心智的机制，与在活生生的生命历程中看清自己，完全是两回事。外部研究的进步能够逐渐揭示心智活动的部分机制与规律，但掌握一套解释机制，并不能代替我们在念头生起之时，对自身内在活动的即时照看。客观知识的丰富，无法自动免除个体在具体境遇中的迷失。</w:t>
       </w:r>
     </w:p>
     <w:p>
@@ -64,7 +64,7 @@
         <w:pStyle w:val="BodyText"/>
       </w:pPr>
       <w:r>
-        <w:t xml:space="preserve">也正因如此，从古至今，总有人尝试看清这些问题。然而，这件事有一种特殊的困难之处：我们又很容易继续把“看清自己”当成新的倚靠，若是离不开，便同样失去了自由。许多人以为摆脱束缚的方式是远离世俗、放弃追求，或是转而去寻求精神境界或某种解脱之道。然而，从追求物质转向追求超脱，如果内心依然依赖这种追求来满足对自我的确认，那么这种转向在本质上并没有发生改变。甚至当我们试图引导他人、指出问题时，仍然可能把这些“道理”和“帮助他人”的概念立在心里，隐隐地产生优越感，而恰恰在这时，我们已经悄然迷失于其中。</w:t>
+        <w:t xml:space="preserve">也正因如此，从古至今，总有人尝试看清这些问题。然而，这件事有一种特殊的困难之处：我们又很容易继续把“看清自己”当成新的倚靠，若是把它变成必须守住的东西，便同样失去了自由。许多人以为摆脱束缚的方式是远离世俗、放弃追求，或是转而去寻求精神境界或某种解脱之道。然而，从追求物质转向追求超脱，如果内心依然依赖这种追求来满足对自我的确认，那么这种转向在本质上并没有发生改变。甚至当我们试图引导他人、指出问题时，仍然可能把这些“道理”和“帮助他人”的概念立在心里，隐隐地产生优越感，而恰恰在这时，我们已经悄然迷失于其中。</w:t>
       </w:r>
     </w:p>
     <w:p>
